--- a/klagomål/A 51234-2025 FSC-klagomål.docx
+++ b/klagomål/A 51234-2025 FSC-klagomål.docx
@@ -1412,7 +1412,7 @@
     <w:r>
       <w:tab/>
       <w:tab/>
-      <w:t>2026-09-14</w:t>
+      <w:t>2026-09-15</w:t>
       <w:br/>
       <w:br/>
     </w:r>

--- a/klagomål/A 51234-2025 FSC-klagomål.docx
+++ b/klagomål/A 51234-2025 FSC-klagomål.docx
@@ -1412,7 +1412,7 @@
     <w:r>
       <w:tab/>
       <w:tab/>
-      <w:t>2026-09-15</w:t>
+      <w:t>2026-09-16</w:t>
       <w:br/>
       <w:br/>
     </w:r>

--- a/klagomål/A 51234-2025 FSC-klagomål.docx
+++ b/klagomål/A 51234-2025 FSC-klagomål.docx
@@ -1412,7 +1412,7 @@
     <w:r>
       <w:tab/>
       <w:tab/>
-      <w:t>2026-09-16</w:t>
+      <w:t>2026-09-17</w:t>
       <w:br/>
       <w:br/>
     </w:r>

--- a/klagomål/A 51234-2025 FSC-klagomål.docx
+++ b/klagomål/A 51234-2025 FSC-klagomål.docx
@@ -1412,7 +1412,7 @@
     <w:r>
       <w:tab/>
       <w:tab/>
-      <w:t>2026-09-17</w:t>
+      <w:t>2026-09-18</w:t>
       <w:br/>
       <w:br/>
     </w:r>

--- a/klagomål/A 51234-2025 FSC-klagomål.docx
+++ b/klagomål/A 51234-2025 FSC-klagomål.docx
@@ -1412,7 +1412,7 @@
     <w:r>
       <w:tab/>
       <w:tab/>
-      <w:t>2026-09-18</w:t>
+      <w:t>2026-09-19</w:t>
       <w:br/>
       <w:br/>
     </w:r>

--- a/klagomål/A 51234-2025 FSC-klagomål.docx
+++ b/klagomål/A 51234-2025 FSC-klagomål.docx
@@ -1412,7 +1412,7 @@
     <w:r>
       <w:tab/>
       <w:tab/>
-      <w:t>2026-09-19</w:t>
+      <w:t>2026-09-21</w:t>
       <w:br/>
       <w:br/>
     </w:r>

--- a/klagomål/A 51234-2025 FSC-klagomål.docx
+++ b/klagomål/A 51234-2025 FSC-klagomål.docx
@@ -178,7 +178,7 @@
       <w:r>
         <w:drawing>
           <wp:inline xmlns:a="http://schemas.openxmlformats.org/drawingml/2006/main" xmlns:pic="http://schemas.openxmlformats.org/drawingml/2006/picture">
-            <wp:extent cx="5486400" cy="4768645"/>
+            <wp:extent cx="5486400" cy="4724896"/>
             <wp:docPr id="1" name="Picture 1"/>
             <wp:cNvGraphicFramePr>
               <a:graphicFrameLocks noChangeAspect="1"/>
@@ -199,7 +199,7 @@
                   <pic:spPr>
                     <a:xfrm>
                       <a:off x="0" y="0"/>
-                      <a:ext cx="5486400" cy="4768645"/>
+                      <a:ext cx="5486400" cy="4724896"/>
                     </a:xfrm>
                     <a:prstGeom prst="rect"/>
                   </pic:spPr>
@@ -221,7 +221,7 @@
     </w:p>
     <w:p>
       <w:r>
-        <w:t>I avverkningsanmälan finns fynd av 8 naturvårdsarter, varav 2 är rödlistade, 6 är fridlysta, 6 är typiska (T) och 2 är signalarter (S): knärot (VU, T, §8), talltita (NT, §4), blodticka (S, T), murgröna (S, T), blåsippa (T, §9), järpe (T, §4), spillkråka (T, §4) och kungsfågel (§4). Se Figur 1.</w:t>
+        <w:t>I avverkningsanmälan finns fynd av 11 naturvårdsarter, varav 2 är rödlistade, 8 är fridlysta, 7 är typiska (T) och 3 är signalarter (S): knärot (VU, T, §8), talltita (NT, §4), blodticka (S, T), blomkålssvamp (S), murgröna (S, T), blåsippa (T, §9), järpe (T, §4), spillkråka (T, §4), tofsmes (T, §4), kungsfågel (§4) och trana (§4). Se Figur 1.</w:t>
       </w:r>
     </w:p>
     <w:p>
@@ -296,7 +296,7 @@
     </w:p>
     <w:p>
       <w:r>
-        <w:t>I det avverkningsanmälda området finns 9 fyndplatser för knärot registrerade på Artportalen. Figur 2 visar gränserna för buffertzoner på 50 m, som behöver lämnas kring fyndplatserna för att knärotslokalerna inte ska försvinna vid en avverkning. Av det avverkningsanmälda området överlappar 2.27 ha med buffertzonerna och får av detta skäl inte avverkas.</w:t>
+        <w:t>I det avverkningsanmälda området finns 20 fyndplatser för knärot registrerade på Artportalen. Figur 2 visar gränserna för buffertzoner på 50 m, som behöver lämnas kring fyndplatserna för att knärotslokalerna inte ska försvinna vid en avverkning. Av det avverkningsanmälda området överlappar 2.41 ha med buffertzonerna och får av detta skäl inte avverkas.</w:t>
       </w:r>
     </w:p>
     <w:p>
@@ -383,6 +383,17 @@
         <w:rPr>
           <w:b/>
         </w:rPr>
+        <w:t xml:space="preserve">Blomkålssvamp </w:t>
+      </w:r>
+      <w:r>
+        <w:t>är en parasit och vednedbrytare som växer på rötter och basala stamdelar av tall, enstaka gånger även på lärk och gran. Träden är oftast mycket gamla, gärna 150–200 år eller äldre. När blomkålssvamp påträffas i skogslandskapet signalerar den vanligtvis skyddsvärda tallbestånd med höga naturvärden. Den är då främst knuten till gamla skogar, oftast tallnaturskogar och olika restbiotoper där det förekommer biologiskt gamla träd. Samtliga tallar med blomkålssvamp bör klassas som naturvårdsträd och lämnas som framtida ”evighetsträd” (Nitare &amp; Skogsstyrelsen, 2019).</w:t>
+      </w:r>
+    </w:p>
+    <w:p>
+      <w:r>
+        <w:rPr>
+          <w:b/>
+        </w:rPr>
         <w:t>Murgröna</w:t>
       </w:r>
       <w:r>
@@ -492,6 +503,26 @@
       </w:r>
       <w:r>
         <w:t>. Den behöver grova träd, främst tall, asp och bok som boträd. Skogsbruk med korta omloppstider och täta, homogena ungskogar utgör det största hotet. Spillkråka är en nyckelart i skogliga miljöer vars övergivna bohål utnyttjas av flera andra hålhäckande fågelarter och fladdermöss, däribland pärluggla (EN, §4), knipa (§4), salskrake (§4) och skogsduva (§4). Hökuggla (VU, §4) och slaguggla (§4) häckar ofta i högstubbar som brutits av i höjd med ett gammalt spillkråkebo (SLU Artdatabanken, 2026; Skogsstyrelsen, 2016).</w:t>
+      </w:r>
+    </w:p>
+    <w:p>
+      <w:r>
+        <w:rPr>
+          <w:b/>
+        </w:rPr>
+        <w:t>Tofsmes (§4)</w:t>
+      </w:r>
+      <w:r>
+        <w:t xml:space="preserve"> häckar i barr- och blandskog, främst i tallskog. Tofsmes är typisk art för </w:t>
+      </w:r>
+      <w:r>
+        <w:rPr>
+          <w:i/>
+        </w:rPr>
+        <w:t xml:space="preserve">9010 Taiga </w:t>
+      </w:r>
+      <w:r>
+        <w:t>(SLU Artdatabanken, 2025).</w:t>
       </w:r>
     </w:p>
     <w:p>
@@ -600,7 +631,7 @@
         <w:rPr>
           <w:i/>
         </w:rPr>
-        <w:t>I det avverkningsanmälda skogsområdet har 8 naturvårdsarter varav 2 rödlistade arter sina livsmiljöer och växtplatser.</w:t>
+        <w:t>I det avverkningsanmälda skogsområdet har 11 naturvårdsarter varav 2 rödlistade arter sina livsmiljöer och växtplatser.</w:t>
       </w:r>
     </w:p>
     <w:p>
@@ -1412,7 +1443,7 @@
     <w:r>
       <w:tab/>
       <w:tab/>
-      <w:t>2026-09-21</w:t>
+      <w:t>2026-09-23</w:t>
       <w:br/>
       <w:br/>
     </w:r>

--- a/klagomål/A 51234-2025 FSC-klagomål.docx
+++ b/klagomål/A 51234-2025 FSC-klagomål.docx
@@ -216,12 +216,12 @@
         <w:spacing w:after="240"/>
       </w:pPr>
       <w:r>
-        <w:t>Figur 1. Fyndplatser för naturvårdsarter i avverkningsanmälan. Markörer utan svart kant är placerade på fyndplatsen. Markörer med svart kant är placerade vid sidan av fyndplatsen och har ett svart streck som visar fyndplatsens exakta position. Kartans mittpunktskoordinat är N 6400669, E 580529 i SWEREF 99 TM.</w:t>
+        <w:t>Figur 1. Fyndplatser för naturvårdsarter i och inom 21 meter från avverkningsanmälan. Markörer utan svart kant är placerade på fyndplatsen. Markörer med svart kant är placerade vid sidan av fyndplatsen och har ett svart streck som visar fyndplatsens exakta position. Kartans mittpunktskoordinat är N 6400669, E 580529 i SWEREF 99 TM.</w:t>
       </w:r>
     </w:p>
     <w:p>
       <w:r>
-        <w:t>I avverkningsanmälan finns fynd av 11 naturvårdsarter, varav 2 är rödlistade, 8 är fridlysta, 7 är typiska (T) och 3 är signalarter (S): knärot (VU, T, §8), talltita (NT, §4), blodticka (S, T), blomkålssvamp (S), murgröna (S, T), blåsippa (T, §9), järpe (T, §4), spillkråka (T, §4), tofsmes (T, §4), kungsfågel (§4) och trana (§4). Se Figur 1.</w:t>
+        <w:t>I och inom 21 meter från avverkningsanmälan finns fynd av 11 naturvårdsarter, varav 2 är rödlistade, 8 är fridlysta, 7 är typiska (T) och 3 är signalarter (S): knärot (VU, T, §8), talltita (NT, §4), blodticka (S, T), blomkålssvamp (S), murgröna (S, T), blåsippa (T, §9), järpe (T, §4), spillkråka (T, §4), tofsmes (T, §4), kungsfågel (§4) och trana (§4). Se Figur 1.</w:t>
       </w:r>
     </w:p>
     <w:p>
@@ -296,7 +296,7 @@
     </w:p>
     <w:p>
       <w:r>
-        <w:t>I det avverkningsanmälda området finns 20 fyndplatser för knärot registrerade på Artportalen. Figur 2 visar gränserna för buffertzoner på 50 m, som behöver lämnas kring fyndplatserna för att knärotslokalerna inte ska försvinna vid en avverkning. Av det avverkningsanmälda området överlappar 2.41 ha med buffertzonerna och får av detta skäl inte avverkas.</w:t>
+        <w:t>I det avverkningsanmälda området finns 25 fyndplatser för knärot registrerade på Artportalen. Figur 2 visar gränserna för buffertzoner på 50 m, som behöver lämnas kring fyndplatserna för att knärotslokalerna inte ska försvinna vid en avverkning. Av det avverkningsanmälda området överlappar 2.48 ha med buffertzonerna och får av detta skäl inte avverkas.</w:t>
       </w:r>
     </w:p>
     <w:p>
@@ -1443,7 +1443,7 @@
     <w:r>
       <w:tab/>
       <w:tab/>
-      <w:t>2026-09-23</w:t>
+      <w:t>2026-09-24</w:t>
       <w:br/>
       <w:br/>
     </w:r>

--- a/klagomål/A 51234-2025 FSC-klagomål.docx
+++ b/klagomål/A 51234-2025 FSC-klagomål.docx
@@ -1443,7 +1443,7 @@
     <w:r>
       <w:tab/>
       <w:tab/>
-      <w:t>2026-09-24</w:t>
+      <w:t>2026-09-25</w:t>
       <w:br/>
       <w:br/>
     </w:r>

--- a/klagomål/A 51234-2025 FSC-klagomål.docx
+++ b/klagomål/A 51234-2025 FSC-klagomål.docx
@@ -1443,7 +1443,7 @@
     <w:r>
       <w:tab/>
       <w:tab/>
-      <w:t>2026-09-25</w:t>
+      <w:t>2026-09-26</w:t>
       <w:br/>
       <w:br/>
     </w:r>

--- a/klagomål/A 51234-2025 FSC-klagomål.docx
+++ b/klagomål/A 51234-2025 FSC-klagomål.docx
@@ -1443,7 +1443,7 @@
     <w:r>
       <w:tab/>
       <w:tab/>
-      <w:t>2026-09-26</w:t>
+      <w:t>2026-09-27</w:t>
       <w:br/>
       <w:br/>
     </w:r>

--- a/klagomål/A 51234-2025 FSC-klagomål.docx
+++ b/klagomål/A 51234-2025 FSC-klagomål.docx
@@ -1443,7 +1443,7 @@
     <w:r>
       <w:tab/>
       <w:tab/>
-      <w:t>2026-09-27</w:t>
+      <w:t>2026-09-28</w:t>
       <w:br/>
       <w:br/>
     </w:r>

--- a/klagomål/A 51234-2025 FSC-klagomål.docx
+++ b/klagomål/A 51234-2025 FSC-klagomål.docx
@@ -1443,7 +1443,7 @@
     <w:r>
       <w:tab/>
       <w:tab/>
-      <w:t>2026-09-28</w:t>
+      <w:t>2026-09-29</w:t>
       <w:br/>
       <w:br/>
     </w:r>

--- a/klagomål/A 51234-2025 FSC-klagomål.docx
+++ b/klagomål/A 51234-2025 FSC-klagomål.docx
@@ -1443,7 +1443,7 @@
     <w:r>
       <w:tab/>
       <w:tab/>
-      <w:t>2026-09-29</w:t>
+      <w:t>2026-09-30</w:t>
       <w:br/>
       <w:br/>
     </w:r>

--- a/klagomål/A 51234-2025 FSC-klagomål.docx
+++ b/klagomål/A 51234-2025 FSC-klagomål.docx
@@ -1443,7 +1443,7 @@
     <w:r>
       <w:tab/>
       <w:tab/>
-      <w:t>2026-09-30</w:t>
+      <w:t>2026-10-01</w:t>
       <w:br/>
       <w:br/>
     </w:r>

--- a/klagomål/A 51234-2025 FSC-klagomål.docx
+++ b/klagomål/A 51234-2025 FSC-klagomål.docx
@@ -1443,7 +1443,7 @@
     <w:r>
       <w:tab/>
       <w:tab/>
-      <w:t>2026-10-01</w:t>
+      <w:t>2026-10-02</w:t>
       <w:br/>
       <w:br/>
     </w:r>

--- a/klagomål/A 51234-2025 FSC-klagomål.docx
+++ b/klagomål/A 51234-2025 FSC-klagomål.docx
@@ -1443,7 +1443,7 @@
     <w:r>
       <w:tab/>
       <w:tab/>
-      <w:t>2026-10-02</w:t>
+      <w:t>2026-10-03</w:t>
       <w:br/>
       <w:br/>
     </w:r>

--- a/klagomål/A 51234-2025 FSC-klagomål.docx
+++ b/klagomål/A 51234-2025 FSC-klagomål.docx
@@ -1443,7 +1443,7 @@
     <w:r>
       <w:tab/>
       <w:tab/>
-      <w:t>2026-10-03</w:t>
+      <w:t>2026-10-04</w:t>
       <w:br/>
       <w:br/>
     </w:r>

--- a/klagomål/A 51234-2025 FSC-klagomål.docx
+++ b/klagomål/A 51234-2025 FSC-klagomål.docx
@@ -1443,7 +1443,7 @@
     <w:r>
       <w:tab/>
       <w:tab/>
-      <w:t>2026-10-04</w:t>
+      <w:t>2026-10-05</w:t>
       <w:br/>
       <w:br/>
     </w:r>

--- a/klagomål/A 51234-2025 FSC-klagomål.docx
+++ b/klagomål/A 51234-2025 FSC-klagomål.docx
@@ -1443,7 +1443,7 @@
     <w:r>
       <w:tab/>
       <w:tab/>
-      <w:t>2026-10-05</w:t>
+      <w:t>2026-10-06</w:t>
       <w:br/>
       <w:br/>
     </w:r>

--- a/klagomål/A 51234-2025 FSC-klagomål.docx
+++ b/klagomål/A 51234-2025 FSC-klagomål.docx
@@ -1443,7 +1443,7 @@
     <w:r>
       <w:tab/>
       <w:tab/>
-      <w:t>2026-10-06</w:t>
+      <w:t>2026-10-07</w:t>
       <w:br/>
       <w:br/>
     </w:r>

--- a/klagomål/A 51234-2025 FSC-klagomål.docx
+++ b/klagomål/A 51234-2025 FSC-klagomål.docx
@@ -1443,7 +1443,7 @@
     <w:r>
       <w:tab/>
       <w:tab/>
-      <w:t>2026-10-07</w:t>
+      <w:t>2026-10-08</w:t>
       <w:br/>
       <w:br/>
     </w:r>

--- a/klagomål/A 51234-2025 FSC-klagomål.docx
+++ b/klagomål/A 51234-2025 FSC-klagomål.docx
@@ -1443,7 +1443,7 @@
     <w:r>
       <w:tab/>
       <w:tab/>
-      <w:t>2026-10-08</w:t>
+      <w:t>2026-10-09</w:t>
       <w:br/>
       <w:br/>
     </w:r>

--- a/klagomål/A 51234-2025 FSC-klagomål.docx
+++ b/klagomål/A 51234-2025 FSC-klagomål.docx
@@ -1443,7 +1443,7 @@
     <w:r>
       <w:tab/>
       <w:tab/>
-      <w:t>2026-10-09</w:t>
+      <w:t>2026-10-10</w:t>
       <w:br/>
       <w:br/>
     </w:r>

--- a/klagomål/A 51234-2025 FSC-klagomål.docx
+++ b/klagomål/A 51234-2025 FSC-klagomål.docx
@@ -1443,7 +1443,7 @@
     <w:r>
       <w:tab/>
       <w:tab/>
-      <w:t>2026-10-10</w:t>
+      <w:t>2026-10-11</w:t>
       <w:br/>
       <w:br/>
     </w:r>

--- a/klagomål/A 51234-2025 FSC-klagomål.docx
+++ b/klagomål/A 51234-2025 FSC-klagomål.docx
@@ -1443,7 +1443,7 @@
     <w:r>
       <w:tab/>
       <w:tab/>
-      <w:t>2026-10-11</w:t>
+      <w:t>2026-10-12</w:t>
       <w:br/>
       <w:br/>
     </w:r>

--- a/klagomål/A 51234-2025 FSC-klagomål.docx
+++ b/klagomål/A 51234-2025 FSC-klagomål.docx
@@ -1443,7 +1443,7 @@
     <w:r>
       <w:tab/>
       <w:tab/>
-      <w:t>2026-10-12</w:t>
+      <w:t>2026-10-13</w:t>
       <w:br/>
       <w:br/>
     </w:r>

--- a/klagomål/A 51234-2025 FSC-klagomål.docx
+++ b/klagomål/A 51234-2025 FSC-klagomål.docx
@@ -1443,7 +1443,7 @@
     <w:r>
       <w:tab/>
       <w:tab/>
-      <w:t>2026-10-13</w:t>
+      <w:t>2026-10-14</w:t>
       <w:br/>
       <w:br/>
     </w:r>

--- a/klagomål/A 51234-2025 FSC-klagomål.docx
+++ b/klagomål/A 51234-2025 FSC-klagomål.docx
@@ -1443,7 +1443,7 @@
     <w:r>
       <w:tab/>
       <w:tab/>
-      <w:t>2026-10-14</w:t>
+      <w:t>2026-10-15</w:t>
       <w:br/>
       <w:br/>
     </w:r>

--- a/klagomål/A 51234-2025 FSC-klagomål.docx
+++ b/klagomål/A 51234-2025 FSC-klagomål.docx
@@ -1443,7 +1443,7 @@
     <w:r>
       <w:tab/>
       <w:tab/>
-      <w:t>2026-10-15</w:t>
+      <w:t>2026-10-16</w:t>
       <w:br/>
       <w:br/>
     </w:r>

--- a/klagomål/A 51234-2025 FSC-klagomål.docx
+++ b/klagomål/A 51234-2025 FSC-klagomål.docx
@@ -1443,7 +1443,7 @@
     <w:r>
       <w:tab/>
       <w:tab/>
-      <w:t>2026-10-16</w:t>
+      <w:t>2026-10-17</w:t>
       <w:br/>
       <w:br/>
     </w:r>

--- a/klagomål/A 51234-2025 FSC-klagomål.docx
+++ b/klagomål/A 51234-2025 FSC-klagomål.docx
@@ -1443,7 +1443,7 @@
     <w:r>
       <w:tab/>
       <w:tab/>
-      <w:t>2026-10-17</w:t>
+      <w:t>2026-10-18</w:t>
       <w:br/>
       <w:br/>
     </w:r>

--- a/klagomål/A 51234-2025 FSC-klagomål.docx
+++ b/klagomål/A 51234-2025 FSC-klagomål.docx
@@ -1443,7 +1443,7 @@
     <w:r>
       <w:tab/>
       <w:tab/>
-      <w:t>2026-10-18</w:t>
+      <w:t>2026-10-19</w:t>
       <w:br/>
       <w:br/>
     </w:r>

--- a/klagomål/A 51234-2025 FSC-klagomål.docx
+++ b/klagomål/A 51234-2025 FSC-klagomål.docx
@@ -1443,7 +1443,7 @@
     <w:r>
       <w:tab/>
       <w:tab/>
-      <w:t>2026-10-19</w:t>
+      <w:t>2026-10-20</w:t>
       <w:br/>
       <w:br/>
     </w:r>

--- a/klagomål/A 51234-2025 FSC-klagomål.docx
+++ b/klagomål/A 51234-2025 FSC-klagomål.docx
@@ -1443,7 +1443,7 @@
     <w:r>
       <w:tab/>
       <w:tab/>
-      <w:t>2026-10-20</w:t>
+      <w:t>2026-10-21</w:t>
       <w:br/>
       <w:br/>
     </w:r>

--- a/klagomål/A 51234-2025 FSC-klagomål.docx
+++ b/klagomål/A 51234-2025 FSC-klagomål.docx
@@ -1443,7 +1443,7 @@
     <w:r>
       <w:tab/>
       <w:tab/>
-      <w:t>2026-10-21</w:t>
+      <w:t>2026-10-22</w:t>
       <w:br/>
       <w:br/>
     </w:r>

--- a/klagomål/A 51234-2025 FSC-klagomål.docx
+++ b/klagomål/A 51234-2025 FSC-klagomål.docx
@@ -1443,7 +1443,7 @@
     <w:r>
       <w:tab/>
       <w:tab/>
-      <w:t>2026-10-22</w:t>
+      <w:t>2026-10-23</w:t>
       <w:br/>
       <w:br/>
     </w:r>

--- a/klagomål/A 51234-2025 FSC-klagomål.docx
+++ b/klagomål/A 51234-2025 FSC-klagomål.docx
@@ -1443,7 +1443,7 @@
     <w:r>
       <w:tab/>
       <w:tab/>
-      <w:t>2026-10-23</w:t>
+      <w:t>2026-10-24</w:t>
       <w:br/>
       <w:br/>
     </w:r>

--- a/klagomål/A 51234-2025 FSC-klagomål.docx
+++ b/klagomål/A 51234-2025 FSC-klagomål.docx
@@ -1443,7 +1443,7 @@
     <w:r>
       <w:tab/>
       <w:tab/>
-      <w:t>2026-10-24</w:t>
+      <w:t>2026-10-25</w:t>
       <w:br/>
       <w:br/>
     </w:r>

--- a/klagomål/A 51234-2025 FSC-klagomål.docx
+++ b/klagomål/A 51234-2025 FSC-klagomål.docx
@@ -1443,7 +1443,7 @@
     <w:r>
       <w:tab/>
       <w:tab/>
-      <w:t>2026-10-25</w:t>
+      <w:t>2026-10-26</w:t>
       <w:br/>
       <w:br/>
     </w:r>

--- a/klagomål/A 51234-2025 FSC-klagomål.docx
+++ b/klagomål/A 51234-2025 FSC-klagomål.docx
@@ -1443,7 +1443,7 @@
     <w:r>
       <w:tab/>
       <w:tab/>
-      <w:t>2026-10-26</w:t>
+      <w:t>2026-10-27</w:t>
       <w:br/>
       <w:br/>
     </w:r>

--- a/klagomål/A 51234-2025 FSC-klagomål.docx
+++ b/klagomål/A 51234-2025 FSC-klagomål.docx
@@ -1443,7 +1443,7 @@
     <w:r>
       <w:tab/>
       <w:tab/>
-      <w:t>2026-10-27</w:t>
+      <w:t>2026-10-28</w:t>
       <w:br/>
       <w:br/>
     </w:r>

--- a/klagomål/A 51234-2025 FSC-klagomål.docx
+++ b/klagomål/A 51234-2025 FSC-klagomål.docx
@@ -1443,7 +1443,7 @@
     <w:r>
       <w:tab/>
       <w:tab/>
-      <w:t>2026-10-28</w:t>
+      <w:t>2026-10-29</w:t>
       <w:br/>
       <w:br/>
     </w:r>

--- a/klagomål/A 51234-2025 FSC-klagomål.docx
+++ b/klagomål/A 51234-2025 FSC-klagomål.docx
@@ -1443,7 +1443,7 @@
     <w:r>
       <w:tab/>
       <w:tab/>
-      <w:t>2026-10-29</w:t>
+      <w:t>2026-10-31</w:t>
       <w:br/>
       <w:br/>
     </w:r>
